--- a/LambdaLinker/b.docx
+++ b/LambdaLinker/b.docx
@@ -16,7 +16,42 @@
     <w:p/>
     <w:p>
       <w:r>
-        <w:t xml:space="preserve">尽管现代目标检测器在常规光照条件下表现卓越，但在低光照环境中，由于视觉特征退化和对比度降低，其性能显著下降。针对这一挑战，本文提出了一种新颖的“强度域校准”（Intensity Domain Calibration, IDC）模块。该模块不直接增强图像亮度，而是通过在特征提取前自适应地重新对齐像素强度分布，从而恢复潜在的语义信息。在 </w:t>
+        <w:rPr>
+          <w:rFonts w:hint="eastAsia"/>
+        </w:rPr>
+        <w:t>尽管现代目标检测器（如</w:t>
+      </w:r>
+      <w:r>
+        <w:t xml:space="preserve"> YOLOv8 及 Faster R-CNN）在常规光照条件下表现卓越，但在低光照环境中，受限于严重的视觉特征退化、动态范围压缩以及伴随的传感器噪声，其边界</w:t>
+      </w:r>
+      <w:proofErr w:type="gramStart"/>
+      <w:r>
+        <w:t>框回归</w:t>
+      </w:r>
+      <w:proofErr w:type="gramEnd"/>
+      <w:r>
+        <w:t>与类别分类性能均显著下降。针对这一挑战，本文提出了一种新颖且高效的“强度域校准”（Intensity Domain Calibration, IDC）模块。</w:t>
+      </w:r>
+    </w:p>
+    <w:p/>
+    <w:p>
+      <w:r>
+        <w:rPr>
+          <w:rFonts w:hint="eastAsia"/>
+        </w:rPr>
+        <w:t>与传统的图像增强方法不同，该模块并不直接对图像进行全局亮度增强以避免高频噪声的放大，而是引入了一组可学习的非线性变换曲线，构建了一个端到端的微分变换网络。该网络能够在特征提取前的预处理阶段，自适应地重新对齐像素强度分布，从而有效地恢复被暗区淹没的潜在语义信息。</w:t>
+      </w:r>
+    </w:p>
+    <w:p/>
+    <w:p>
+      <w:r>
+        <w:rPr>
+          <w:rFonts w:hint="eastAsia"/>
+        </w:rPr>
+        <w:t>在</w:t>
+      </w:r>
+      <w:r>
+        <w:t xml:space="preserve"> </w:t>
       </w:r>
       <w:proofErr w:type="spellStart"/>
       <w:r>
@@ -24,31 +59,81 @@
       </w:r>
       <w:proofErr w:type="spellEnd"/>
       <w:r>
-        <w:t xml:space="preserve"> 和 COCO-Dark 数据集上的广泛实验表明，该方法在保持</w:t>
+        <w:t xml:space="preserve"> 和 COCO-Dark 数据集上的广泛实验表明，该方法在保持极低计算成本（推理延迟仅增加 3ms）的同时，显著提升了检测精度（mAP@0.5 提升约 2.3%），并在应对极暗场景的鲁棒性上显著优于现有的 Zero-DCE 及 </w:t>
+      </w:r>
+      <w:proofErr w:type="spellStart"/>
+      <w:r>
+        <w:t>Retinex</w:t>
+      </w:r>
+      <w:proofErr w:type="spellEnd"/>
+      <w:r>
+        <w:t xml:space="preserve"> 等低</w:t>
       </w:r>
       <w:proofErr w:type="gramStart"/>
       <w:r>
-        <w:t>低计算</w:t>
+        <w:t>光增强</w:t>
       </w:r>
       <w:proofErr w:type="gramEnd"/>
       <w:r>
-        <w:t>成本的同时，显著提升了检测精度（</w:t>
-      </w:r>
-      <w:proofErr w:type="spellStart"/>
-      <w:r>
-        <w:t>mAP</w:t>
-      </w:r>
-      <w:proofErr w:type="spellEnd"/>
-      <w:r>
-        <w:t>），并在鲁棒性上优于现有的低</w:t>
-      </w:r>
-      <w:proofErr w:type="gramStart"/>
-      <w:r>
-        <w:t>光增强</w:t>
-      </w:r>
-      <w:proofErr w:type="gramEnd"/>
-      <w:r>
-        <w:t>基线方法（如 Zero-DCE）。</w:t>
+        <w:t>基线方法。此外，消融实验进一步验证了 IDC 模块作为即插即用组件在全天候自动驾驶视觉系统中的泛力。</w:t>
+      </w:r>
+    </w:p>
+    <w:p>
+      <w:pPr>
+        <w:jc w:val="center"/>
+      </w:pPr>
+      <w:r>
+        <w:rPr>
+          <w:noProof/>
+        </w:rPr>
+        <w:drawing>
+          <wp:inline distT="0" distB="0" distL="0" distR="0" wp14:anchorId="7D17EFA0" wp14:editId="4D83D8B7">
+            <wp:extent cx="3121660" cy="2675548"/>
+            <wp:effectExtent l="0" t="0" r="2540" b="0"/>
+            <wp:docPr id="1" name="图片 1" descr="exdark数据集论文阅读笔记_提出低光照目标检测exdark数据集的论文-CSDN博客"/>
+            <wp:cNvGraphicFramePr>
+              <a:graphicFrameLocks xmlns:a="http://schemas.openxmlformats.org/drawingml/2006/main" noChangeAspect="1"/>
+            </wp:cNvGraphicFramePr>
+            <a:graphic xmlns:a="http://schemas.openxmlformats.org/drawingml/2006/main">
+              <a:graphicData uri="http://schemas.openxmlformats.org/drawingml/2006/picture">
+                <pic:pic xmlns:pic="http://schemas.openxmlformats.org/drawingml/2006/picture">
+                  <pic:nvPicPr>
+                    <pic:cNvPr id="0" name="Picture 1" descr="exdark数据集论文阅读笔记_提出低光照目标检测exdark数据集的论文-CSDN博客"/>
+                    <pic:cNvPicPr>
+                      <a:picLocks noChangeAspect="1" noChangeArrowheads="1"/>
+                    </pic:cNvPicPr>
+                  </pic:nvPicPr>
+                  <pic:blipFill>
+                    <a:blip r:embed="rId6" cstate="print">
+                      <a:extLst>
+                        <a:ext uri="{28A0092B-C50C-407E-A947-70E740481C1C}">
+                          <a14:useLocalDpi xmlns:a14="http://schemas.microsoft.com/office/drawing/2010/main" val="0"/>
+                        </a:ext>
+                      </a:extLst>
+                    </a:blip>
+                    <a:srcRect/>
+                    <a:stretch>
+                      <a:fillRect/>
+                    </a:stretch>
+                  </pic:blipFill>
+                  <pic:spPr bwMode="auto">
+                    <a:xfrm>
+                      <a:off x="0" y="0"/>
+                      <a:ext cx="3123707" cy="2677302"/>
+                    </a:xfrm>
+                    <a:prstGeom prst="rect">
+                      <a:avLst/>
+                    </a:prstGeom>
+                    <a:noFill/>
+                    <a:ln>
+                      <a:noFill/>
+                    </a:ln>
+                  </pic:spPr>
+                </pic:pic>
+              </a:graphicData>
+            </a:graphic>
+          </wp:inline>
+        </w:drawing>
       </w:r>
     </w:p>
     <w:sectPr>
@@ -59,6 +144,44 @@
     </w:sectPr>
   </w:body>
 </w:document>
+</file>
+
+<file path=word/endnotes.xml><?xml version="1.0" encoding="utf-8"?>
+<w:endnotes xmlns:wpc="http://schemas.microsoft.com/office/word/2010/wordprocessingCanvas" xmlns:cx="http://schemas.microsoft.com/office/drawing/2014/chartex" xmlns:cx1="http://schemas.microsoft.com/office/drawing/2015/9/8/chartex" xmlns:cx2="http://schemas.microsoft.com/office/drawing/2015/10/21/chartex" xmlns:cx3="http://schemas.microsoft.com/office/drawing/2016/5/9/chartex" xmlns:cx4="http://schemas.microsoft.com/office/drawing/2016/5/10/chartex" xmlns:cx5="http://schemas.microsoft.com/office/drawing/2016/5/11/chartex" xmlns:cx6="http://schemas.microsoft.com/office/drawing/2016/5/12/chartex" xmlns:cx7="http://schemas.microsoft.com/office/drawing/2016/5/13/chartex" xmlns:cx8="http://schemas.microsoft.com/office/drawing/2016/5/14/chartex" xmlns:mc="http://schemas.openxmlformats.org/markup-compatibility/2006" xmlns:aink="http://schemas.microsoft.com/office/drawing/2016/ink" xmlns:am3d="http://schemas.microsoft.com/office/drawing/2017/model3d" xmlns:o="urn:schemas-microsoft-com:office:office" xmlns:r="http://schemas.openxmlformats.org/officeDocument/2006/relationships" xmlns:m="http://schemas.openxmlformats.org/officeDocument/2006/math" xmlns:v="urn:schemas-microsoft-com:vml" xmlns:wp14="http://schemas.microsoft.com/office/word/2010/wordprocessingDrawing" xmlns:wp="http://schemas.openxmlformats.org/drawingml/2006/wordprocessingDrawing" xmlns:w10="urn:schemas-microsoft-com:office:word" xmlns:w="http://schemas.openxmlformats.org/wordprocessingml/2006/main" xmlns:w14="http://schemas.microsoft.com/office/word/2010/wordml" xmlns:w15="http://schemas.microsoft.com/office/word/2012/wordml" xmlns:w16cex="http://schemas.microsoft.com/office/word/2018/wordml/cex" xmlns:w16cid="http://schemas.microsoft.com/office/word/2016/wordml/cid" xmlns:w16="http://schemas.microsoft.com/office/word/2018/wordml" xmlns:w16sdtdh="http://schemas.microsoft.com/office/word/2020/wordml/sdtdatahash" xmlns:w16se="http://schemas.microsoft.com/office/word/2015/wordml/symex" xmlns:wpg="http://schemas.microsoft.com/office/word/2010/wordprocessingGroup" xmlns:wpi="http://schemas.microsoft.com/office/word/2010/wordprocessingInk" xmlns:wne="http://schemas.microsoft.com/office/word/2006/wordml" xmlns:wps="http://schemas.microsoft.com/office/word/2010/wordprocessingShape" mc:Ignorable="w14 w15 w16se w16cid w16 w16cex w16sdtdh wp14">
+  <w:endnote w:type="separator" w:id="-1">
+    <w:p>
+      <w:r>
+        <w:separator/>
+      </w:r>
+    </w:p>
+  </w:endnote>
+  <w:endnote w:type="continuationSeparator" w:id="0">
+    <w:p>
+      <w:r>
+        <w:continuationSeparator/>
+      </w:r>
+    </w:p>
+  </w:endnote>
+</w:endnotes>
+</file>
+
+<file path=word/footnotes.xml><?xml version="1.0" encoding="utf-8"?>
+<w:footnotes xmlns:wpc="http://schemas.microsoft.com/office/word/2010/wordprocessingCanvas" xmlns:cx="http://schemas.microsoft.com/office/drawing/2014/chartex" xmlns:cx1="http://schemas.microsoft.com/office/drawing/2015/9/8/chartex" xmlns:cx2="http://schemas.microsoft.com/office/drawing/2015/10/21/chartex" xmlns:cx3="http://schemas.microsoft.com/office/drawing/2016/5/9/chartex" xmlns:cx4="http://schemas.microsoft.com/office/drawing/2016/5/10/chartex" xmlns:cx5="http://schemas.microsoft.com/office/drawing/2016/5/11/chartex" xmlns:cx6="http://schemas.microsoft.com/office/drawing/2016/5/12/chartex" xmlns:cx7="http://schemas.microsoft.com/office/drawing/2016/5/13/chartex" xmlns:cx8="http://schemas.microsoft.com/office/drawing/2016/5/14/chartex" xmlns:mc="http://schemas.openxmlformats.org/markup-compatibility/2006" xmlns:aink="http://schemas.microsoft.com/office/drawing/2016/ink" xmlns:am3d="http://schemas.microsoft.com/office/drawing/2017/model3d" xmlns:o="urn:schemas-microsoft-com:office:office" xmlns:r="http://schemas.openxmlformats.org/officeDocument/2006/relationships" xmlns:m="http://schemas.openxmlformats.org/officeDocument/2006/math" xmlns:v="urn:schemas-microsoft-com:vml" xmlns:wp14="http://schemas.microsoft.com/office/word/2010/wordprocessingDrawing" xmlns:wp="http://schemas.openxmlformats.org/drawingml/2006/wordprocessingDrawing" xmlns:w10="urn:schemas-microsoft-com:office:word" xmlns:w="http://schemas.openxmlformats.org/wordprocessingml/2006/main" xmlns:w14="http://schemas.microsoft.com/office/word/2010/wordml" xmlns:w15="http://schemas.microsoft.com/office/word/2012/wordml" xmlns:w16cex="http://schemas.microsoft.com/office/word/2018/wordml/cex" xmlns:w16cid="http://schemas.microsoft.com/office/word/2016/wordml/cid" xmlns:w16="http://schemas.microsoft.com/office/word/2018/wordml" xmlns:w16sdtdh="http://schemas.microsoft.com/office/word/2020/wordml/sdtdatahash" xmlns:w16se="http://schemas.microsoft.com/office/word/2015/wordml/symex" xmlns:wpg="http://schemas.microsoft.com/office/word/2010/wordprocessingGroup" xmlns:wpi="http://schemas.microsoft.com/office/word/2010/wordprocessingInk" xmlns:wne="http://schemas.microsoft.com/office/word/2006/wordml" xmlns:wps="http://schemas.microsoft.com/office/word/2010/wordprocessingShape" mc:Ignorable="w14 w15 w16se w16cid w16 w16cex w16sdtdh wp14">
+  <w:footnote w:type="separator" w:id="-1">
+    <w:p>
+      <w:r>
+        <w:separator/>
+      </w:r>
+    </w:p>
+  </w:footnote>
+  <w:footnote w:type="continuationSeparator" w:id="0">
+    <w:p>
+      <w:r>
+        <w:continuationSeparator/>
+      </w:r>
+    </w:p>
+  </w:footnote>
+</w:footnotes>
 </file>
 
 <file path=word/styles.xml><?xml version="1.0" encoding="utf-8"?>
@@ -523,6 +646,71 @@
       <w:szCs w:val="32"/>
     </w:rPr>
   </w:style>
+  <w:style w:type="paragraph" w:styleId="a5">
+    <w:name w:val="header"/>
+    <w:basedOn w:val="a"/>
+    <w:link w:val="a6"/>
+    <w:uiPriority w:val="99"/>
+    <w:unhideWhenUsed/>
+    <w:rsid w:val="00C14F9B"/>
+    <w:pPr>
+      <w:pBdr>
+        <w:bottom w:val="single" w:sz="6" w:space="1" w:color="auto"/>
+      </w:pBdr>
+      <w:tabs>
+        <w:tab w:val="center" w:pos="4153"/>
+        <w:tab w:val="right" w:pos="8306"/>
+      </w:tabs>
+      <w:snapToGrid w:val="0"/>
+      <w:jc w:val="center"/>
+    </w:pPr>
+    <w:rPr>
+      <w:sz w:val="18"/>
+      <w:szCs w:val="18"/>
+    </w:rPr>
+  </w:style>
+  <w:style w:type="character" w:customStyle="1" w:styleId="a6">
+    <w:name w:val="页眉 字符"/>
+    <w:basedOn w:val="a0"/>
+    <w:link w:val="a5"/>
+    <w:uiPriority w:val="99"/>
+    <w:rsid w:val="00C14F9B"/>
+    <w:rPr>
+      <w:sz w:val="18"/>
+      <w:szCs w:val="18"/>
+    </w:rPr>
+  </w:style>
+  <w:style w:type="paragraph" w:styleId="a7">
+    <w:name w:val="footer"/>
+    <w:basedOn w:val="a"/>
+    <w:link w:val="a8"/>
+    <w:uiPriority w:val="99"/>
+    <w:unhideWhenUsed/>
+    <w:rsid w:val="00C14F9B"/>
+    <w:pPr>
+      <w:tabs>
+        <w:tab w:val="center" w:pos="4153"/>
+        <w:tab w:val="right" w:pos="8306"/>
+      </w:tabs>
+      <w:snapToGrid w:val="0"/>
+      <w:jc w:val="left"/>
+    </w:pPr>
+    <w:rPr>
+      <w:sz w:val="18"/>
+      <w:szCs w:val="18"/>
+    </w:rPr>
+  </w:style>
+  <w:style w:type="character" w:customStyle="1" w:styleId="a8">
+    <w:name w:val="页脚 字符"/>
+    <w:basedOn w:val="a0"/>
+    <w:link w:val="a7"/>
+    <w:uiPriority w:val="99"/>
+    <w:rsid w:val="00C14F9B"/>
+    <w:rPr>
+      <w:sz w:val="18"/>
+      <w:szCs w:val="18"/>
+    </w:rPr>
+  </w:style>
 </w:styles>
 </file>
 
